--- a/09_Operations_&_Technical_Playbooks/60_Coldwater_Spawning_Sanctuary_Masterclass_&_Advanced_Geomorphic_Trout_Habitat_Restoration_Standards.docx
+++ b/09_Operations_&_Technical_Playbooks/60_Coldwater_Spawning_Sanctuary_Masterclass_&_Advanced_Geomorphic_Trout_Habitat_Restoration_Standards.docx
@@ -780,17 +780,7 @@
         <w:t>1.2m to 1.8m</w:t>
       </w:r>
       <w:r>
-        <w:t>) with slow resting currents (</w:t>
-      </w:r>
-      <w:r>
-        <w:rPr>
-          <w:rFonts w:ascii="Georgia" w:hAnsi="Georgia"/>
-          <w:i/>
-        </w:rPr>
-        <w:t>&lt;0.1\text{ m/s}</w:t>
-      </w:r>
-      <w:r>
-        <w:t>).</w:t>
+        <w:t>) with slow resting currents (&lt;0.1 m/s).</w:t>
       </w:r>
     </w:p>
     <w:p>
@@ -814,7 +804,457 @@
           <w:color w:val="2E75B6"/>
           <w:sz w:val="32"/>
         </w:rPr>
-        <w:t>III. Switched-Power Hardware Schematics &amp; Component Interface Wiring</w:t>
+        <w:t>III. The 'Wonder-Pool' Cascade System (The Geomorphic 'Wonder Bra' Alignment)</w:t>
+      </w:r>
+    </w:p>
+    <w:p>
+      <w:r>
+        <w:t xml:space="preserve">For our highest-tier, high-velocity stream restoration projects, we utilize a specialized design standard called the </w:t>
+      </w:r>
+      <w:r>
+        <w:rPr>
+          <w:b/>
+        </w:rPr>
+        <w:t>'Wonder-Pool' Cascade System</w:t>
+      </w:r>
+      <w:r>
+        <w:t>. Taking inspiration from architectural and support engineering, this system acts as a "geomorphic lift and support framework" (colloquially termed the *Wonder Bra stream alignment*) that structuralizes degraded, sagging banks and lifts hyporheic stream levels to create a highly oxygenated, thermally stable habitat sequence optimal for wild Brown Trout (`Salmo trutta`).</w:t>
+      </w:r>
+    </w:p>
+    <w:p>
+      <w:pPr>
+        <w:spacing w:before="120" w:after="120"/>
+        <w:ind w:left="360"/>
+      </w:pPr>
+      <w:r>
+        <w:rPr>
+          <w:rFonts w:ascii="Consolas" w:hAnsi="Consolas"/>
+          <w:color w:val="7F0055"/>
+          <w:sz w:val="19"/>
+        </w:rPr>
+        <w:t xml:space="preserve">                    THE 'WONDER-POOL' CASCADE SCHEMATIC</w:t>
+        <w:br/>
+        <w:t xml:space="preserve">                    </w:t>
+        <w:br/>
+        <w:t xml:space="preserve">     Upstream Riffle          Contour Under-Vane Sill         Plunge Pool Chamber</w:t>
+        <w:br/>
+        <w:t xml:space="preserve">   [Sorted Spawning Gravel]     (Interlocking Rock Vane)      (Scoured Coldwater Refuge)</w:t>
+        <w:br/>
+        <w:t xml:space="preserve">     D50: 15mm - 40mm             Lifts Baseflow Water         Depth: 1.5m - 2.5m</w:t>
+        <w:br/>
+        <w:t xml:space="preserve">   ======================\               /=====\              \</w:t>
+        <w:br/>
+        <w:t xml:space="preserve">                          \             /       \              \</w:t>
+        <w:br/>
+        <w:t xml:space="preserve">                           \___________/         \              \___________________</w:t>
+        <w:br/>
+        <w:t xml:space="preserve">                            Hyporheic Flow        \              Deep Rest Currents</w:t>
+        <w:br/>
+        <w:t xml:space="preserve">                            (Downwelling DO)       \===&gt; Plunge   (Groundwater Springs)</w:t>
+        <w:br/>
+        <w:t xml:space="preserve">                                                      Aeration</w:t>
+      </w:r>
+    </w:p>
+    <w:p>
+      <w:pPr>
+        <w:spacing w:before="240" w:after="80"/>
+      </w:pPr>
+      <w:r>
+        <w:rPr>
+          <w:b/>
+          <w:color w:val="595959"/>
+          <w:sz w:val="26"/>
+        </w:rPr>
+        <w:t>1. Fluvial Lift &amp; Structural Support Geomorphology</w:t>
+      </w:r>
+    </w:p>
+    <w:p>
+      <w:r>
+        <w:t>In degraded agricultural valleys, streams tend to "sag" and widen (Rosgen F or G types), losing pool depth and collapsing laterally. The 'Wonder-Pool' Cascade System restores structure and lift through three unified design elements:</w:t>
+      </w:r>
+    </w:p>
+    <w:p>
+      <w:pPr>
+        <w:pStyle w:val="ListBullet"/>
+        <w:spacing w:after="60"/>
+      </w:pPr>
+      <w:r/>
+      <w:r>
+        <w:rPr>
+          <w:b/>
+        </w:rPr>
+        <w:t>Contour Under-Vanes ("Underwire Sills")</w:t>
+      </w:r>
+      <w:r>
+        <w:t>: Constructed using large, heavy interlocking limestone or granite boulders (500 kg to 1,500 kg) placed in an upstream-pointing arch (20 to 30 degrees relative to stream banks) with a 4% to 8% throat slope. These structures act as "underwire support sills," lifting upstream baseflow water levels by 0.3m to 0.6m. This backwater "cushion" reduces erosive bank shear stress, sub-irrigates adjacent wetlands, and forces groundwater recharge.</w:t>
+      </w:r>
+    </w:p>
+    <w:p>
+      <w:pPr>
+        <w:pStyle w:val="ListBullet"/>
+        <w:spacing w:after="60"/>
+      </w:pPr>
+      <w:r/>
+      <w:r>
+        <w:rPr>
+          <w:b/>
+        </w:rPr>
+        <w:t>Fluvial Support Cups (Bioengineered Toe-Wood &amp; Root-Wads)</w:t>
+      </w:r>
+      <w:r>
+        <w:t>: We construct interlocking root-wad complexes from field-sourced oak and hemlock trees along the outer bank bends of the pools. By wrapping the root-wads with coconut coir geotextiles and backfilling with gravel, we create structural "cups" that support the vertical banks, preventing bank collapse and providing overhead thermal cover for adult brown trout.</w:t>
+      </w:r>
+    </w:p>
+    <w:p>
+      <w:pPr>
+        <w:pStyle w:val="ListBullet"/>
+        <w:spacing w:after="60"/>
+      </w:pPr>
+      <w:r/>
+      <w:r>
+        <w:rPr>
+          <w:b/>
+        </w:rPr>
+        <w:t>Cascade step-downs ("Step-Ponds")</w:t>
+      </w:r>
+      <w:r>
+        <w:t>: The stream is aligned into a series of 3 to 5 successive step-down plunge pools connected by steep, rock-armored chutes. Sinuosity is carefully balanced at K = 1.25 to 1.35.</w:t>
+      </w:r>
+    </w:p>
+    <w:p>
+      <w:pPr>
+        <w:spacing w:before="240" w:after="80"/>
+      </w:pPr>
+      <w:r>
+        <w:rPr>
+          <w:b/>
+          <w:color w:val="595959"/>
+          <w:sz w:val="26"/>
+        </w:rPr>
+        <w:t>2. High-Oxygen Plunge Pool Aeration Physics</w:t>
+      </w:r>
+    </w:p>
+    <w:p>
+      <w:r>
+        <w:t>Brown trout require exceptionally high dissolved oxygen levels, particularly in high-temperature seasons or near downstream industrial thermal discharges. Atmospheric gas transfer is programmatically maximized as water plunges over each rock weir sill.</w:t>
+      </w:r>
+    </w:p>
+    <w:p>
+      <w:r>
+        <w:t>#### The Game-Gameson Aeration Equation</w:t>
+      </w:r>
+    </w:p>
+    <w:p>
+      <w:r>
+        <w:t xml:space="preserve">The oxygen transfer and regeneration across our geomorphic weir steps are modeled by the </w:t>
+      </w:r>
+      <w:r>
+        <w:rPr>
+          <w:b/>
+        </w:rPr>
+        <w:t>Game-Gameson Equation</w:t>
+      </w:r>
+      <w:r>
+        <w:t>:</w:t>
+      </w:r>
+    </w:p>
+    <w:p>
+      <w:r>
+        <w:t>r = 1 + 0.38 · a · b · H · (1 - 0.11 · H) · (1 + 0.046 · T)</w:t>
+      </w:r>
+    </w:p>
+    <w:p>
+      <w:pPr>
+        <w:pStyle w:val="ListBullet"/>
+        <w:spacing w:after="60"/>
+      </w:pPr>
+      <w:r>
+        <w:t>*Where*:</w:t>
+      </w:r>
+    </w:p>
+    <w:p>
+      <w:pPr>
+        <w:pStyle w:val="ListBullet"/>
+        <w:spacing w:after="60"/>
+      </w:pPr>
+      <w:r/>
+      <w:r>
+        <w:rPr>
+          <w:b/>
+        </w:rPr>
+        <w:t>r</w:t>
+      </w:r>
+      <w:r>
+        <w:t xml:space="preserve"> is the oxygen deficit ratio, defined as (Cs - Cin) / (Cs - Cout).</w:t>
+      </w:r>
+    </w:p>
+    <w:p>
+      <w:pPr>
+        <w:pStyle w:val="ListBullet"/>
+        <w:spacing w:after="60"/>
+      </w:pPr>
+      <w:r/>
+      <w:r>
+        <w:rPr>
+          <w:b/>
+        </w:rPr>
+        <w:t>Cs</w:t>
+      </w:r>
+      <w:r>
+        <w:t xml:space="preserve"> is the temperature-dependent saturation concentration of dissolved oxygen (mg/L).</w:t>
+      </w:r>
+    </w:p>
+    <w:p>
+      <w:pPr>
+        <w:pStyle w:val="ListBullet"/>
+        <w:spacing w:after="60"/>
+      </w:pPr>
+      <w:r/>
+      <w:r>
+        <w:rPr>
+          <w:b/>
+        </w:rPr>
+        <w:t>Cin</w:t>
+      </w:r>
+      <w:r>
+        <w:t xml:space="preserve"> is the dissolved oxygen concentration of the water entering the cascade step (mg/L).</w:t>
+      </w:r>
+    </w:p>
+    <w:p>
+      <w:pPr>
+        <w:pStyle w:val="ListBullet"/>
+        <w:spacing w:after="60"/>
+      </w:pPr>
+      <w:r/>
+      <w:r>
+        <w:rPr>
+          <w:b/>
+        </w:rPr>
+        <w:t>Cout</w:t>
+      </w:r>
+      <w:r>
+        <w:t xml:space="preserve"> is the regenerated dissolved oxygen concentration of the water exiting the cascade step (mg/L).</w:t>
+      </w:r>
+    </w:p>
+    <w:p>
+      <w:pPr>
+        <w:pStyle w:val="ListBullet"/>
+        <w:spacing w:after="60"/>
+      </w:pPr>
+      <w:r/>
+      <w:r>
+        <w:rPr>
+          <w:b/>
+        </w:rPr>
+        <w:t>a</w:t>
+      </w:r>
+      <w:r>
+        <w:t xml:space="preserve"> is the water quality parameter (we use a strict conservative standard of 1.25 for clean, high-clarity mountain trout streams).</w:t>
+      </w:r>
+    </w:p>
+    <w:p>
+      <w:pPr>
+        <w:pStyle w:val="ListBullet"/>
+        <w:spacing w:after="60"/>
+      </w:pPr>
+      <w:r/>
+      <w:r>
+        <w:rPr>
+          <w:b/>
+        </w:rPr>
+        <w:t>b</w:t>
+      </w:r>
+      <w:r>
+        <w:t xml:space="preserve"> is the structure geometry parameter (1.00 for simple flat step-weirs; we design curved rock J-hooks that induce intense focal turbulence and vortex mixing, achieving b = 1.35).</w:t>
+      </w:r>
+    </w:p>
+    <w:p>
+      <w:pPr>
+        <w:pStyle w:val="ListBullet"/>
+        <w:spacing w:after="60"/>
+      </w:pPr>
+      <w:r/>
+      <w:r>
+        <w:rPr>
+          <w:b/>
+        </w:rPr>
+        <w:t>H</w:t>
+      </w:r>
+      <w:r>
+        <w:t xml:space="preserve"> is the hydraulic drop height per step (meters, design target H = 0.45m to 0.60m).</w:t>
+      </w:r>
+    </w:p>
+    <w:p>
+      <w:pPr>
+        <w:pStyle w:val="ListBullet"/>
+        <w:spacing w:after="60"/>
+      </w:pPr>
+      <w:r/>
+      <w:r>
+        <w:rPr>
+          <w:b/>
+        </w:rPr>
+        <w:t>T</w:t>
+      </w:r>
+      <w:r>
+        <w:t xml:space="preserve"> is the water temperature (°C).</w:t>
+      </w:r>
+    </w:p>
+    <w:p>
+      <w:pPr>
+        <w:pStyle w:val="ListBullet"/>
+        <w:spacing w:after="60"/>
+      </w:pPr>
+      <w:r>
+        <w:t>*Fluvial Design Impact*: If an upstream degraded stretch suffers from low-flow hypoxia (Cin = 5.2 mg/L at a summer temperature of 18.0°C, where Cs = 9.45 mg/L), passing through a 3-step 'Wonder-Pool' Cascade (total drop H_total = 1.5m over curved sills b = 1.35) regenerates the deficit ratio (r ≈ 2.12), elevating downstream dissolved oxygen to a highly oxygenated Cout = 8.65 mg/L.</w:t>
+      </w:r>
+    </w:p>
+    <w:p>
+      <w:pPr>
+        <w:spacing w:before="240" w:after="80"/>
+      </w:pPr>
+      <w:r>
+        <w:rPr>
+          <w:b/>
+          <w:color w:val="595959"/>
+          <w:sz w:val="26"/>
+        </w:rPr>
+        <w:t>3. Substrate Self-Scouring Bed Mechanics</w:t>
+      </w:r>
+    </w:p>
+    <w:p>
+      <w:r>
+        <w:t>The tail-out of each plunge pool serves as the spawning sanctuary bed. To ensure that fine silts (&lt;2mm) do not settle and cement these spawning gravels, the bed shear stress (τ) must be concentrated to scour sediment without washing away the medium-sized pebbles (D50 = 15mm to 40mm) required for brown trout spawning redds.</w:t>
+      </w:r>
+    </w:p>
+    <w:p>
+      <w:r>
+        <w:t>#### The DuBoys Shear Stress Model</w:t>
+      </w:r>
+    </w:p>
+    <w:p>
+      <w:r>
+        <w:t xml:space="preserve">The active boundary shear stress in the plunge pool throat is calculated using the </w:t>
+      </w:r>
+      <w:r>
+        <w:rPr>
+          <w:b/>
+        </w:rPr>
+        <w:t>DuBoys Equation</w:t>
+      </w:r>
+      <w:r>
+        <w:t>:</w:t>
+      </w:r>
+    </w:p>
+    <w:p>
+      <w:r>
+        <w:t>τ = γ · R · S</w:t>
+      </w:r>
+    </w:p>
+    <w:p>
+      <w:pPr>
+        <w:pStyle w:val="ListBullet"/>
+        <w:spacing w:after="60"/>
+      </w:pPr>
+      <w:r>
+        <w:t>*Where*:</w:t>
+      </w:r>
+    </w:p>
+    <w:p>
+      <w:pPr>
+        <w:pStyle w:val="ListBullet"/>
+        <w:spacing w:after="60"/>
+      </w:pPr>
+      <w:r/>
+      <w:r>
+        <w:rPr>
+          <w:b/>
+        </w:rPr>
+        <w:t>τ</w:t>
+      </w:r>
+      <w:r>
+        <w:t xml:space="preserve"> is the boundary shear stress (N/m²).</w:t>
+      </w:r>
+    </w:p>
+    <w:p>
+      <w:pPr>
+        <w:pStyle w:val="ListBullet"/>
+        <w:spacing w:after="60"/>
+      </w:pPr>
+      <w:r/>
+      <w:r>
+        <w:rPr>
+          <w:b/>
+        </w:rPr>
+        <w:t>γ</w:t>
+      </w:r>
+      <w:r>
+        <w:t xml:space="preserve"> is the unit weight of water (9,810 N/m³).</w:t>
+      </w:r>
+    </w:p>
+    <w:p>
+      <w:pPr>
+        <w:pStyle w:val="ListBullet"/>
+        <w:spacing w:after="60"/>
+      </w:pPr>
+      <w:r/>
+      <w:r>
+        <w:rPr>
+          <w:b/>
+        </w:rPr>
+        <w:t>R</w:t>
+      </w:r>
+      <w:r>
+        <w:t xml:space="preserve"> is the hydraulic radius (meters, design R = 0.65m in the pool throat during bankfull flows).</w:t>
+      </w:r>
+    </w:p>
+    <w:p>
+      <w:pPr>
+        <w:pStyle w:val="ListBullet"/>
+        <w:spacing w:after="60"/>
+      </w:pPr>
+      <w:r/>
+      <w:r>
+        <w:rPr>
+          <w:b/>
+        </w:rPr>
+        <w:t>S</w:t>
+      </w:r>
+      <w:r>
+        <w:t xml:space="preserve"> is the local energy slope (0.008 during 2-year bankfull events).</w:t>
+      </w:r>
+    </w:p>
+    <w:p>
+      <w:pPr>
+        <w:pStyle w:val="ListBullet"/>
+        <w:spacing w:after="60"/>
+      </w:pPr>
+      <w:r>
+        <w:t>*Sediment Flushing Design*: This geomorphic design yields an active pool throat shear stress of τ ≈ 51.0 N/m² during bankfull events. According to Shields' critical shear stress threshold curve, fine sand and agricultural silts are scoured and suspended at a critical stress of τ_c = 0.25 to 1.8 N/m², whereas spawning pebbles (D50 = 22mm) remain structurally stable, requiring a shear stress exceeding τ_c = 15.6 N/m² to mobilize. This discrepancy guarantees that fine silts are aggressively flushed out of the plunge pool chambers, depositing sorted, silt-free spawning gravels at the tail-outs.</w:t>
+      </w:r>
+    </w:p>
+    <w:p>
+      <w:pPr>
+        <w:spacing w:after="240"/>
+      </w:pPr>
+      <w:r>
+        <w:rPr>
+          <w:color w:val="D9D9D9"/>
+        </w:rPr>
+        <w:t>____________________________________________________</w:t>
+      </w:r>
+    </w:p>
+    <w:p>
+      <w:pPr>
+        <w:spacing w:before="360" w:after="120"/>
+      </w:pPr>
+      <w:r>
+        <w:rPr>
+          <w:b/>
+          <w:color w:val="2E75B6"/>
+          <w:sz w:val="32"/>
+        </w:rPr>
+        <w:t>IV. Switched-Power Hardware Schematics &amp; Component Interface Wiring</w:t>
       </w:r>
     </w:p>
     <w:p>
@@ -2506,7 +2946,7 @@
           <w:color w:val="2E75B6"/>
           <w:sz w:val="32"/>
         </w:rPr>
-        <w:t>IV. Trout Telemetry REST &amp; GraphQL Integration APIs</w:t>
+        <w:t>V. Trout Telemetry REST &amp; GraphQL Integration APIs</w:t>
       </w:r>
     </w:p>
     <w:p>
